--- a/Client Clarification Questions.docx
+++ b/Client Clarification Questions.docx
@@ -61,6 +61,50 @@
           <w:bCs/>
         </w:rPr>
         <w:t xml:space="preserve"> Questions</w:t>
+      </w:r>
+    </w:p>
+    <w:p>
+      <w:pPr>
+        <w:pStyle w:val="ListParagraph"/>
+        <w:numPr>
+          <w:ilvl w:val="0"/>
+          <w:numId w:val="9"/>
+        </w:numPr>
+        <w:spacing w:line="360" w:lineRule="auto"/>
+        <w:jc w:val="both"/>
+        <w:rPr>
+          <w:rFonts w:ascii="Times New Roman" w:hAnsi="Times New Roman" w:cs="Times New Roman"/>
+        </w:rPr>
+      </w:pPr>
+      <w:r>
+        <w:rPr>
+          <w:rFonts w:ascii="Times New Roman" w:hAnsi="Times New Roman" w:cs="Times New Roman"/>
+        </w:rPr>
+        <w:t xml:space="preserve">What types of data will the search be able to find? (Such as </w:t>
+      </w:r>
+      <w:r>
+        <w:rPr>
+          <w:rFonts w:ascii="Times New Roman" w:hAnsi="Times New Roman" w:cs="Times New Roman"/>
+        </w:rPr>
+        <w:t xml:space="preserve">Product </w:t>
+      </w:r>
+      <w:r>
+        <w:rPr>
+          <w:rFonts w:ascii="Times New Roman" w:hAnsi="Times New Roman" w:cs="Times New Roman"/>
+        </w:rPr>
+        <w:t>name, categor</w:t>
+      </w:r>
+      <w:r>
+        <w:rPr>
+          <w:rFonts w:ascii="Times New Roman" w:hAnsi="Times New Roman" w:cs="Times New Roman"/>
+        </w:rPr>
+        <w:t>y</w:t>
+      </w:r>
+      <w:r>
+        <w:rPr>
+          <w:rFonts w:ascii="Times New Roman" w:hAnsi="Times New Roman" w:cs="Times New Roman"/>
+        </w:rPr>
+        <w:t>, brand)</w:t>
       </w:r>
     </w:p>
     <w:p>
@@ -2089,7 +2133,6 @@
   <w:style w:type="character" w:default="1" w:styleId="DefaultParagraphFont">
     <w:name w:val="Default Paragraph Font"/>
     <w:uiPriority w:val="1"/>
-    <w:semiHidden/>
     <w:unhideWhenUsed/>
   </w:style>
   <w:style w:type="table" w:default="1" w:styleId="TableNormal">
